--- a/docs/TEST_PLAN.docx
+++ b/docs/TEST_PLAN.docx
@@ -667,7 +667,7 @@
     </w:p>
     <w:p>
       <w:r>
-        <w:t>Context: joined a fintech startup as the first QA hire; iOS + Android trading app; two weeks to public launch; no existing suite; real user funds. Full narrative reasoning is in TASK2_QA_STRATEGY.docx — this section formalizes it into a plan.</w:t>
+        <w:t>Context: joined a fintech startup as the first QA hire; iOS + Android trading app; two weeks to public launch; no existing suite; real user funds. Full narrative reasoning is in TASK2_QA_STRATEGY.docx / TASK2_QA_STRATEGY.pdf — this section formalizes it into a plan.</w:t>
       </w:r>
     </w:p>
     <w:p>
@@ -874,7 +874,7 @@
         <w:rPr>
           <w:b/>
         </w:rPr>
-        <w:t>Exit (see Release Readiness Checklist, RELEASE_READINESS_CHECKLIST.docx):</w:t>
+        <w:t>Exit (see Release Readiness Checklist, RELEASE_READINESS_CHECKLIST.docx / .pdf):</w:t>
       </w:r>
       <w:r>
         <w:t xml:space="preserve"> all Sev1/Sev2 defects closed, automated suite green on both platforms, manual smoke pass complete on real devices, rollback/kill-switch verified.</w:t>
